--- a/DiscoveryTool/搜索服务端使用说明.docx
+++ b/DiscoveryTool/搜索服务端使用说明.docx
@@ -1,6 +1,6 @@
 
 <file path=word/document.xml><?xml version="1.0" encoding="utf-8"?>
-<w:document xmlns:wpc="http://schemas.microsoft.com/office/word/2010/wordprocessingCanvas" xmlns:cx="http://schemas.microsoft.com/office/drawing/2014/chartex" xmlns:cx1="http://schemas.microsoft.com/office/drawing/2015/9/8/chartex" xmlns:cx2="http://schemas.microsoft.com/office/drawing/2015/10/21/chartex" xmlns:cx3="http://schemas.microsoft.com/office/drawing/2016/5/9/chartex" xmlns:cx4="http://schemas.microsoft.com/office/drawing/2016/5/10/chartex" xmlns:cx5="http://schemas.microsoft.com/office/drawing/2016/5/11/chartex" xmlns:cx6="http://schemas.microsoft.com/office/drawing/2016/5/12/chartex" xmlns:cx7="http://schemas.microsoft.com/office/drawing/2016/5/13/chartex" xmlns:cx8="http://schemas.microsoft.com/office/drawing/2016/5/14/chartex" xmlns:mc="http://schemas.openxmlformats.org/markup-compatibility/2006" xmlns:aink="http://schemas.microsoft.com/office/drawing/2016/ink" xmlns:am3d="http://schemas.microsoft.com/office/drawing/2017/model3d" xmlns:o="urn:schemas-microsoft-com:office:office" xmlns:oel="http://schemas.microsoft.com/office/2019/extlst" xmlns:r="http://schemas.openxmlformats.org/officeDocument/2006/relationships" xmlns:m="http://schemas.openxmlformats.org/officeDocument/2006/math" xmlns:v="urn:schemas-microsoft-com:vml" xmlns:wp14="http://schemas.microsoft.com/office/word/2010/wordprocessingDrawing" xmlns:wp="http://schemas.openxmlformats.org/drawingml/2006/wordprocessingDrawing" xmlns:w10="urn:schemas-microsoft-com:office:word" xmlns:w="http://schemas.openxmlformats.org/wordprocessingml/2006/main" xmlns:w14="http://schemas.microsoft.com/office/word/2010/wordml" xmlns:w15="http://schemas.microsoft.com/office/word/2012/wordml" xmlns:w16cex="http://schemas.microsoft.com/office/word/2018/wordml/cex" xmlns:w16cid="http://schemas.microsoft.com/office/word/2016/wordml/cid" xmlns:w16="http://schemas.microsoft.com/office/word/2018/wordml" xmlns:w16du="http://schemas.microsoft.com/office/word/2023/wordml/word16du" xmlns:w16sdtdh="http://schemas.microsoft.com/office/word/2020/wordml/sdtdatahash" xmlns:w16sdtfl="http://schemas.microsoft.com/office/word/2024/wordml/sdtformatlock" xmlns:w16se="http://schemas.microsoft.com/office/word/2015/wordml/symex" xmlns:wpg="http://schemas.microsoft.com/office/word/2010/wordprocessingGroup" xmlns:wpi="http://schemas.microsoft.com/office/word/2010/wordprocessingInk" xmlns:wne="http://schemas.microsoft.com/office/word/2006/wordml" xmlns:wps="http://schemas.microsoft.com/office/word/2010/wordprocessingShape" mc:Ignorable="w14 w15 w16se w16cid w16 w16cex w16sdtdh w16sdtfl w16du wp14">
+<w:document xmlns:wpc="http://schemas.microsoft.com/office/word/2010/wordprocessingCanvas" xmlns:cx="http://schemas.microsoft.com/office/drawing/2014/chartex" xmlns:cx1="http://schemas.microsoft.com/office/drawing/2015/9/8/chartex" xmlns:cx2="http://schemas.microsoft.com/office/drawing/2015/10/21/chartex" xmlns:cx3="http://schemas.microsoft.com/office/drawing/2016/5/9/chartex" xmlns:cx4="http://schemas.microsoft.com/office/drawing/2016/5/10/chartex" xmlns:cx5="http://schemas.microsoft.com/office/drawing/2016/5/11/chartex" xmlns:cx6="http://schemas.microsoft.com/office/drawing/2016/5/12/chartex" xmlns:cx7="http://schemas.microsoft.com/office/drawing/2016/5/13/chartex" xmlns:cx8="http://schemas.microsoft.com/office/drawing/2016/5/14/chartex" xmlns:mc="http://schemas.openxmlformats.org/markup-compatibility/2006" xmlns:aink="http://schemas.microsoft.com/office/drawing/2016/ink" xmlns:am3d="http://schemas.microsoft.com/office/drawing/2017/model3d" xmlns:o="urn:schemas-microsoft-com:office:office" xmlns:oel="http://schemas.microsoft.com/office/2019/extlst" xmlns:r="http://schemas.openxmlformats.org/officeDocument/2006/relationships" xmlns:m="http://schemas.openxmlformats.org/officeDocument/2006/math" xmlns:v="urn:schemas-microsoft-com:vml" xmlns:wp14="http://schemas.microsoft.com/office/word/2010/wordprocessingDrawing" xmlns:wp="http://schemas.openxmlformats.org/drawingml/2006/wordprocessingDrawing" xmlns:w10="urn:schemas-microsoft-com:office:word" xmlns:w="http://schemas.openxmlformats.org/wordprocessingml/2006/main" xmlns:w14="http://schemas.microsoft.com/office/word/2010/wordml" xmlns:w15="http://schemas.microsoft.com/office/word/2012/wordml" xmlns:w16cei="http://schemas.microsoft.com/office/word/2026/wordml/cei" xmlns:w16cex="http://schemas.microsoft.com/office/word/2018/wordml/cex" xmlns:w16cid="http://schemas.microsoft.com/office/word/2016/wordml/cid" xmlns:w16="http://schemas.microsoft.com/office/word/2018/wordml" xmlns:w16du="http://schemas.microsoft.com/office/word/2023/wordml/word16du" xmlns:w16sdtdh="http://schemas.microsoft.com/office/word/2020/wordml/sdtdatahash" xmlns:w16sdtfl="http://schemas.microsoft.com/office/word/2024/wordml/sdtformatlock" xmlns:w16se="http://schemas.microsoft.com/office/word/2015/wordml/symex" xmlns:wpg="http://schemas.microsoft.com/office/word/2010/wordprocessingGroup" xmlns:wpi="http://schemas.microsoft.com/office/word/2010/wordprocessingInk" xmlns:wne="http://schemas.microsoft.com/office/word/2006/wordml" xmlns:wps="http://schemas.microsoft.com/office/word/2010/wordprocessingShape" mc:Ignorable="w14 w15 w16se w16cid w16 w16cex w16sdtdh w16sdtfl w16du wp14">
   <w:body>
     <w:p>
       <w:pPr>
@@ -311,7 +311,41 @@
         <w:t>Name</w:t>
       </w:r>
       <w:r>
-        <w:t>|192.168.1.100|9000|2|5</w:t>
+        <w:t>|</w:t>
+      </w:r>
+      <w:r>
+        <w:rPr>
+          <w:rFonts w:hint="eastAsia"/>
+        </w:rPr>
+        <w:t>system</w:t>
+      </w:r>
+      <w:r>
+        <w:t>|9000|</w:t>
+      </w:r>
+      <w:r>
+        <w:rPr>
+          <w:rFonts w:hint="eastAsia"/>
+        </w:rPr>
+        <w:t>1</w:t>
+      </w:r>
+      <w:r>
+        <w:t>|5</w:t>
+      </w:r>
+      <w:r>
+        <w:rPr>
+          <w:rFonts w:hint="eastAsia"/>
+        </w:rPr>
+        <w:t>|systemUUID</w:t>
+      </w:r>
+    </w:p>
+    <w:p>
+      <w:pPr>
+        <w:rPr>
+          <w:rFonts w:hint="eastAsia"/>
+        </w:rPr>
+      </w:pPr>
+      <w:r>
+        <w:t>字段说明（以|分隔）：</w:t>
       </w:r>
     </w:p>
     <w:p>
@@ -323,28 +357,22 @@
       <w:r>
         <w:rPr>
           <w:noProof/>
+          <w:sz w:val="20"/>
+          <w:szCs w:val="21"/>
         </w:rPr>
         <w:drawing>
-          <wp:anchor distT="0" distB="0" distL="114300" distR="114300" simplePos="0" relativeHeight="251658240" behindDoc="1" locked="0" layoutInCell="1" allowOverlap="1" wp14:anchorId="535B8361" wp14:editId="7E37E18F">
+          <wp:anchor distT="0" distB="0" distL="114300" distR="114300" simplePos="0" relativeHeight="251658240" behindDoc="0" locked="0" layoutInCell="1" allowOverlap="1" wp14:anchorId="5C9EF77C" wp14:editId="738F1FF7">
             <wp:simplePos x="0" y="0"/>
             <wp:positionH relativeFrom="margin">
-              <wp:posOffset>1581785</wp:posOffset>
+              <wp:align>right</wp:align>
             </wp:positionH>
             <wp:positionV relativeFrom="paragraph">
-              <wp:posOffset>38735</wp:posOffset>
+              <wp:posOffset>282097</wp:posOffset>
             </wp:positionV>
-            <wp:extent cx="4569460" cy="2974340"/>
+            <wp:extent cx="6188710" cy="2514600"/>
             <wp:effectExtent l="0" t="0" r="2540" b="0"/>
-            <wp:wrapTight wrapText="bothSides">
-              <wp:wrapPolygon edited="0">
-                <wp:start x="0" y="0"/>
-                <wp:lineTo x="0" y="21443"/>
-                <wp:lineTo x="21522" y="21443"/>
-                <wp:lineTo x="21522" y="0"/>
-                <wp:lineTo x="0" y="0"/>
-              </wp:wrapPolygon>
-            </wp:wrapTight>
-            <wp:docPr id="1603699567" name="图片 1"/>
+            <wp:wrapSquare wrapText="bothSides"/>
+            <wp:docPr id="1397623439" name="图片 1"/>
             <wp:cNvGraphicFramePr>
               <a:graphicFrameLocks xmlns:a="http://schemas.openxmlformats.org/drawingml/2006/main" noChangeAspect="1"/>
             </wp:cNvGraphicFramePr>
@@ -352,7 +380,7 @@
               <a:graphicData uri="http://schemas.openxmlformats.org/drawingml/2006/picture">
                 <pic:pic xmlns:pic="http://schemas.openxmlformats.org/drawingml/2006/picture">
                   <pic:nvPicPr>
-                    <pic:cNvPr id="1603699567" name=""/>
+                    <pic:cNvPr id="1397623439" name=""/>
                     <pic:cNvPicPr/>
                   </pic:nvPicPr>
                   <pic:blipFill>
@@ -370,7 +398,7 @@
                   <pic:spPr>
                     <a:xfrm>
                       <a:off x="0" y="0"/>
-                      <a:ext cx="4569460" cy="2974340"/>
+                      <a:ext cx="6188710" cy="2514600"/>
                     </a:xfrm>
                     <a:prstGeom prst="rect">
                       <a:avLst/>
@@ -379,128 +407,100 @@
                 </pic:pic>
               </a:graphicData>
             </a:graphic>
-            <wp14:sizeRelH relativeFrom="margin">
-              <wp14:pctWidth>0</wp14:pctWidth>
-            </wp14:sizeRelH>
-            <wp14:sizeRelV relativeFrom="margin">
-              <wp14:pctHeight>0</wp14:pctHeight>
-            </wp14:sizeRelV>
           </wp:anchor>
         </w:drawing>
       </w:r>
       <w:r>
-        <w:t>字段说明（以|分隔）：</w:t>
-      </w:r>
-    </w:p>
-    <w:p>
-      <w:pPr>
-        <w:numPr>
-          <w:ilvl w:val="0"/>
-          <w:numId w:val="2"/>
-        </w:numPr>
-      </w:pPr>
-      <w:r>
+        <w:rPr>
+          <w:sz w:val="20"/>
+          <w:szCs w:val="21"/>
+        </w:rPr>
         <w:t>服务器名称</w:t>
       </w:r>
-    </w:p>
-    <w:p>
-      <w:pPr>
-        <w:numPr>
-          <w:ilvl w:val="0"/>
-          <w:numId w:val="2"/>
-        </w:numPr>
-        <w:rPr>
-          <w:rFonts w:hint="eastAsia"/>
-        </w:rPr>
-      </w:pPr>
-      <w:r>
-        <w:rPr>
-          <w:rFonts w:hint="eastAsia"/>
+      <w:r>
+        <w:rPr>
+          <w:rFonts w:hint="eastAsia"/>
+          <w:sz w:val="20"/>
+          <w:szCs w:val="21"/>
+        </w:rPr>
+        <w:t xml:space="preserve"> | </w:t>
+      </w:r>
+      <w:r>
+        <w:rPr>
+          <w:rFonts w:hint="eastAsia"/>
+          <w:sz w:val="20"/>
+          <w:szCs w:val="21"/>
         </w:rPr>
         <w:t>计算机</w:t>
       </w:r>
       <w:r>
+        <w:rPr>
+          <w:sz w:val="20"/>
+          <w:szCs w:val="21"/>
+        </w:rPr>
         <w:t>名称</w:t>
       </w:r>
-    </w:p>
-    <w:p>
-      <w:pPr>
-        <w:numPr>
-          <w:ilvl w:val="0"/>
-          <w:numId w:val="2"/>
-        </w:numPr>
-        <w:rPr>
-          <w:rFonts w:hint="eastAsia"/>
-        </w:rPr>
-      </w:pPr>
-      <w:r>
-        <w:t>服务器IP地址</w:t>
-      </w:r>
-    </w:p>
-    <w:p>
-      <w:pPr>
-        <w:numPr>
-          <w:ilvl w:val="0"/>
-          <w:numId w:val="2"/>
-        </w:numPr>
-        <w:rPr>
-          <w:rFonts w:hint="eastAsia"/>
-        </w:rPr>
-      </w:pPr>
-      <w:r>
+      <w:r>
+        <w:rPr>
+          <w:rFonts w:hint="eastAsia"/>
+          <w:sz w:val="20"/>
+          <w:szCs w:val="21"/>
+        </w:rPr>
+        <w:t xml:space="preserve"> | 操作系统 | </w:t>
+      </w:r>
+      <w:r>
+        <w:rPr>
+          <w:sz w:val="20"/>
+          <w:szCs w:val="21"/>
+        </w:rPr>
         <w:t>TCP服务端口</w:t>
       </w:r>
-    </w:p>
-    <w:p>
-      <w:pPr>
-        <w:numPr>
-          <w:ilvl w:val="0"/>
-          <w:numId w:val="2"/>
-        </w:numPr>
-        <w:rPr>
-          <w:rFonts w:hint="eastAsia"/>
-        </w:rPr>
-      </w:pPr>
-      <w:r>
+      <w:r>
+        <w:rPr>
+          <w:rFonts w:hint="eastAsia"/>
+          <w:sz w:val="20"/>
+          <w:szCs w:val="21"/>
+        </w:rPr>
+        <w:t xml:space="preserve"> | </w:t>
+      </w:r>
+      <w:r>
+        <w:rPr>
+          <w:sz w:val="20"/>
+          <w:szCs w:val="21"/>
+        </w:rPr>
         <w:t>当前客户端数量</w:t>
       </w:r>
-    </w:p>
-    <w:p>
-      <w:pPr>
-        <w:numPr>
-          <w:ilvl w:val="0"/>
-          <w:numId w:val="2"/>
-        </w:numPr>
-        <w:rPr>
-          <w:rFonts w:hint="eastAsia"/>
-        </w:rPr>
-      </w:pPr>
-      <w:r>
+      <w:r>
+        <w:rPr>
+          <w:rFonts w:hint="eastAsia"/>
+          <w:sz w:val="20"/>
+          <w:szCs w:val="21"/>
+        </w:rPr>
+        <w:t xml:space="preserve"> | </w:t>
+      </w:r>
+      <w:r>
+        <w:rPr>
+          <w:sz w:val="20"/>
+          <w:szCs w:val="21"/>
+        </w:rPr>
         <w:t>最大客户端数量</w:t>
       </w:r>
-    </w:p>
-    <w:p>
-      <w:pPr>
-        <w:rPr>
-          <w:rFonts w:hint="eastAsia"/>
-        </w:rPr>
-      </w:pPr>
-    </w:p>
-    <w:p>
-      <w:pPr>
-        <w:rPr>
-          <w:rFonts w:hint="eastAsia"/>
-        </w:rPr>
-      </w:pPr>
-    </w:p>
-    <w:p>
-      <w:pPr>
-        <w:rPr>
-          <w:rFonts w:hint="eastAsia"/>
-        </w:rPr>
-      </w:pPr>
-    </w:p>
-    <w:p/>
+      <w:r>
+        <w:rPr>
+          <w:rFonts w:hint="eastAsia"/>
+          <w:sz w:val="20"/>
+          <w:szCs w:val="21"/>
+        </w:rPr>
+        <w:t xml:space="preserve"> | 系统UUID</w:t>
+      </w:r>
+    </w:p>
+    <w:p>
+      <w:pPr>
+        <w:rPr>
+          <w:rFonts w:hint="eastAsia"/>
+        </w:rPr>
+      </w:pPr>
+    </w:p>
     <w:p>
       <w:pPr>
         <w:rPr>
@@ -573,13 +573,8 @@
         </w:rPr>
       </w:pPr>
       <w:r>
-        <w:t xml:space="preserve">尝试连接常见端口：9000, 9001, </w:t>
-      </w:r>
-      <w:proofErr w:type="gramStart"/>
-      <w:r>
-        <w:t>9002...</w:t>
-      </w:r>
-      <w:proofErr w:type="gramEnd"/>
+        <w:t>尝试连接常见端口：9000, 9001, 9002...</w:t>
+      </w:r>
     </w:p>
     <w:p>
       <w:pPr>
@@ -602,12 +597,10 @@
         </w:rPr>
       </w:pPr>
       <w:proofErr w:type="spellStart"/>
-      <w:proofErr w:type="gramStart"/>
       <w:r>
         <w:t>ctrlInfo:comlist</w:t>
       </w:r>
       <w:proofErr w:type="spellEnd"/>
-      <w:proofErr w:type="gramEnd"/>
     </w:p>
     <w:p>
       <w:pPr>
@@ -1160,7 +1153,16 @@
         </w:rPr>
       </w:pPr>
       <w:r>
-        <w:t>成功的服务器响应：</w:t>
+        <w:t>成功的服务器响应</w:t>
+      </w:r>
+      <w:r>
+        <w:rPr>
+          <w:rFonts w:hint="eastAsia"/>
+        </w:rPr>
+        <w:t>如下格式</w:t>
+      </w:r>
+      <w:r>
+        <w:t>：</w:t>
       </w:r>
     </w:p>
     <w:p>
@@ -1188,7 +1190,16 @@
         <w:t>Name</w:t>
       </w:r>
       <w:r>
-        <w:t>|192.168.1.100|9000|</w:t>
+        <w:t>|</w:t>
+      </w:r>
+      <w:r>
+        <w:rPr>
+          <w:rFonts w:hint="eastAsia"/>
+        </w:rPr>
+        <w:t>system</w:t>
+      </w:r>
+      <w:r>
+        <w:t>|9000|</w:t>
       </w:r>
       <w:r>
         <w:rPr>
@@ -1198,6 +1209,12 @@
       </w:r>
       <w:r>
         <w:t>|5</w:t>
+      </w:r>
+      <w:r>
+        <w:rPr>
+          <w:rFonts w:hint="eastAsia"/>
+        </w:rPr>
+        <w:t>|systemUUID</w:t>
       </w:r>
     </w:p>
     <w:p>
@@ -1235,7 +1252,13 @@
         </w:rPr>
       </w:pPr>
       <w:r>
-        <w:t>服务端口：9001</w:t>
+        <w:t>服务端口：900</w:t>
+      </w:r>
+      <w:r>
+        <w:rPr>
+          <w:rFonts w:hint="eastAsia"/>
+        </w:rPr>
+        <w:t>0</w:t>
       </w:r>
     </w:p>
     <w:p>
@@ -1294,7 +1317,7 @@
 </file>
 
 <file path=word/numbering.xml><?xml version="1.0" encoding="utf-8"?>
-<w:numbering xmlns:wpc="http://schemas.microsoft.com/office/word/2010/wordprocessingCanvas" xmlns:cx="http://schemas.microsoft.com/office/drawing/2014/chartex" xmlns:cx1="http://schemas.microsoft.com/office/drawing/2015/9/8/chartex" xmlns:cx2="http://schemas.microsoft.com/office/drawing/2015/10/21/chartex" xmlns:cx3="http://schemas.microsoft.com/office/drawing/2016/5/9/chartex" xmlns:cx4="http://schemas.microsoft.com/office/drawing/2016/5/10/chartex" xmlns:cx5="http://schemas.microsoft.com/office/drawing/2016/5/11/chartex" xmlns:cx6="http://schemas.microsoft.com/office/drawing/2016/5/12/chartex" xmlns:cx7="http://schemas.microsoft.com/office/drawing/2016/5/13/chartex" xmlns:cx8="http://schemas.microsoft.com/office/drawing/2016/5/14/chartex" xmlns:mc="http://schemas.openxmlformats.org/markup-compatibility/2006" xmlns:aink="http://schemas.microsoft.com/office/drawing/2016/ink" xmlns:am3d="http://schemas.microsoft.com/office/drawing/2017/model3d" xmlns:o="urn:schemas-microsoft-com:office:office" xmlns:oel="http://schemas.microsoft.com/office/2019/extlst" xmlns:r="http://schemas.openxmlformats.org/officeDocument/2006/relationships" xmlns:m="http://schemas.openxmlformats.org/officeDocument/2006/math" xmlns:v="urn:schemas-microsoft-com:vml" xmlns:wp14="http://schemas.microsoft.com/office/word/2010/wordprocessingDrawing" xmlns:wp="http://schemas.openxmlformats.org/drawingml/2006/wordprocessingDrawing" xmlns:w10="urn:schemas-microsoft-com:office:word" xmlns:w="http://schemas.openxmlformats.org/wordprocessingml/2006/main" xmlns:w14="http://schemas.microsoft.com/office/word/2010/wordml" xmlns:w15="http://schemas.microsoft.com/office/word/2012/wordml" xmlns:w16cex="http://schemas.microsoft.com/office/word/2018/wordml/cex" xmlns:w16cid="http://schemas.microsoft.com/office/word/2016/wordml/cid" xmlns:w16="http://schemas.microsoft.com/office/word/2018/wordml" xmlns:w16du="http://schemas.microsoft.com/office/word/2023/wordml/word16du" xmlns:w16sdtdh="http://schemas.microsoft.com/office/word/2020/wordml/sdtdatahash" xmlns:w16sdtfl="http://schemas.microsoft.com/office/word/2024/wordml/sdtformatlock" xmlns:w16se="http://schemas.microsoft.com/office/word/2015/wordml/symex" xmlns:wpg="http://schemas.microsoft.com/office/word/2010/wordprocessingGroup" xmlns:wpi="http://schemas.microsoft.com/office/word/2010/wordprocessingInk" xmlns:wne="http://schemas.microsoft.com/office/word/2006/wordml" xmlns:wps="http://schemas.microsoft.com/office/word/2010/wordprocessingShape" mc:Ignorable="w14 w15 w16se w16cid w16 w16cex w16sdtdh w16sdtfl w16du wp14">
+<w:numbering xmlns:wpc="http://schemas.microsoft.com/office/word/2010/wordprocessingCanvas" xmlns:cx="http://schemas.microsoft.com/office/drawing/2014/chartex" xmlns:cx1="http://schemas.microsoft.com/office/drawing/2015/9/8/chartex" xmlns:cx2="http://schemas.microsoft.com/office/drawing/2015/10/21/chartex" xmlns:cx3="http://schemas.microsoft.com/office/drawing/2016/5/9/chartex" xmlns:cx4="http://schemas.microsoft.com/office/drawing/2016/5/10/chartex" xmlns:cx5="http://schemas.microsoft.com/office/drawing/2016/5/11/chartex" xmlns:cx6="http://schemas.microsoft.com/office/drawing/2016/5/12/chartex" xmlns:cx7="http://schemas.microsoft.com/office/drawing/2016/5/13/chartex" xmlns:cx8="http://schemas.microsoft.com/office/drawing/2016/5/14/chartex" xmlns:mc="http://schemas.openxmlformats.org/markup-compatibility/2006" xmlns:aink="http://schemas.microsoft.com/office/drawing/2016/ink" xmlns:am3d="http://schemas.microsoft.com/office/drawing/2017/model3d" xmlns:o="urn:schemas-microsoft-com:office:office" xmlns:oel="http://schemas.microsoft.com/office/2019/extlst" xmlns:r="http://schemas.openxmlformats.org/officeDocument/2006/relationships" xmlns:m="http://schemas.openxmlformats.org/officeDocument/2006/math" xmlns:v="urn:schemas-microsoft-com:vml" xmlns:wp14="http://schemas.microsoft.com/office/word/2010/wordprocessingDrawing" xmlns:wp="http://schemas.openxmlformats.org/drawingml/2006/wordprocessingDrawing" xmlns:w10="urn:schemas-microsoft-com:office:word" xmlns:w="http://schemas.openxmlformats.org/wordprocessingml/2006/main" xmlns:w14="http://schemas.microsoft.com/office/word/2010/wordml" xmlns:w15="http://schemas.microsoft.com/office/word/2012/wordml" xmlns:w16cei="http://schemas.microsoft.com/office/word/2026/wordml/cei" xmlns:w16cex="http://schemas.microsoft.com/office/word/2018/wordml/cex" xmlns:w16cid="http://schemas.microsoft.com/office/word/2016/wordml/cid" xmlns:w16="http://schemas.microsoft.com/office/word/2018/wordml" xmlns:w16du="http://schemas.microsoft.com/office/word/2023/wordml/word16du" xmlns:w16sdtdh="http://schemas.microsoft.com/office/word/2020/wordml/sdtdatahash" xmlns:w16sdtfl="http://schemas.microsoft.com/office/word/2024/wordml/sdtformatlock" xmlns:w16se="http://schemas.microsoft.com/office/word/2015/wordml/symex" xmlns:wpg="http://schemas.microsoft.com/office/word/2010/wordprocessingGroup" xmlns:wpi="http://schemas.microsoft.com/office/word/2010/wordprocessingInk" xmlns:wne="http://schemas.microsoft.com/office/word/2006/wordml" xmlns:wps="http://schemas.microsoft.com/office/word/2010/wordprocessingShape" mc:Ignorable="w14 w15 w16se w16cid w16 w16cex w16sdtdh w16sdtfl w16du wp14">
   <w:abstractNum w:abstractNumId="0" w15:restartNumberingAfterBreak="0">
     <w:nsid w:val="22F9580C"/>
     <w:multiLevelType w:val="multilevel"/>
@@ -2474,7 +2497,7 @@
   <w:style w:type="paragraph" w:default="1" w:styleId="a">
     <w:name w:val="Normal"/>
     <w:qFormat/>
-    <w:rsid w:val="00A74686"/>
+    <w:rsid w:val="00A70440"/>
     <w:pPr>
       <w:widowControl w:val="0"/>
     </w:pPr>
@@ -2682,6 +2705,7 @@
   <w:style w:type="character" w:default="1" w:styleId="a0">
     <w:name w:val="Default Paragraph Font"/>
     <w:uiPriority w:val="1"/>
+    <w:semiHidden/>
     <w:unhideWhenUsed/>
   </w:style>
   <w:style w:type="table" w:default="1" w:styleId="a1">
